--- a/docs/master/doc/05_UI_UX_WORKFLOW_SPECIFICATION.docx
+++ b/docs/master/doc/05_UI_UX_WORKFLOW_SPECIFICATION.docx
@@ -582,7 +582,7 @@
         <w:pStyle w:val="Compact"/>
       </w:pPr>
       <w:r>
-        <w:t xml:space="preserve">Requirement/Policy 연결</w:t>
+        <w:t xml:space="preserve">Requirement/Policy 연결(고아 코드 Finding은 연결된 요구사항이 없음을 명시)</w:t>
       </w:r>
     </w:p>
     <w:p>
@@ -595,6 +595,30 @@
       </w:pPr>
       <w:r>
         <w:t xml:space="preserve">영향과 재현방법</w:t>
+      </w:r>
+    </w:p>
+    <w:p>
+      <w:pPr>
+        <w:numPr>
+          <w:ilvl w:val="0"/>
+          <w:numId w:val="1005"/>
+        </w:numPr>
+        <w:pStyle w:val="Compact"/>
+      </w:pPr>
+      <w:r>
+        <w:t xml:space="preserve">Critical Finding의 Cross-Model Verification 결과(1차/2차 모델 일치 여부)</w:t>
+      </w:r>
+    </w:p>
+    <w:p>
+      <w:pPr>
+        <w:numPr>
+          <w:ilvl w:val="0"/>
+          <w:numId w:val="1005"/>
+        </w:numPr>
+        <w:pStyle w:val="Compact"/>
+      </w:pPr>
+      <w:r>
+        <w:t xml:space="preserve">AI 자기주장과 실제 Evidence 불일치 시 별도 배지 표시</w:t>
       </w:r>
     </w:p>
     <w:p>
@@ -1502,6 +1526,18 @@
         <w:pStyle w:val="Compact"/>
       </w:pPr>
       <w:r>
+        <w:t xml:space="preserve">Mutation Score(Test Suite 실효성 지표)와 취약 구간 표시</w:t>
+      </w:r>
+    </w:p>
+    <w:p>
+      <w:pPr>
+        <w:numPr>
+          <w:ilvl w:val="0"/>
+          <w:numId w:val="1014"/>
+        </w:numPr>
+        <w:pStyle w:val="Compact"/>
+      </w:pPr>
+      <w:r>
         <w:t xml:space="preserve">Log와 Evidence</w:t>
       </w:r>
     </w:p>
@@ -1560,6 +1596,18 @@
         <w:pStyle w:val="Compact"/>
       </w:pPr>
       <w:r>
+        <w:t xml:space="preserve">Blast Radius 미리보기(영향받는 파일·Component·타 Program 목록) — DRY_RUN 결과를 실제 Patch 적용 전 승인 단계에 노출</w:t>
+      </w:r>
+    </w:p>
+    <w:p>
+      <w:pPr>
+        <w:numPr>
+          <w:ilvl w:val="0"/>
+          <w:numId w:val="1015"/>
+        </w:numPr>
+        <w:pStyle w:val="Compact"/>
+      </w:pPr>
+      <w:r>
         <w:t xml:space="preserve">Worktree와 Branch</w:t>
       </w:r>
     </w:p>
@@ -1584,7 +1632,7 @@
         <w:pStyle w:val="Compact"/>
       </w:pPr>
       <w:r>
-        <w:t xml:space="preserve">Test 결과</w:t>
+        <w:t xml:space="preserve">Test 결과와 Before/After 동작·성능 Diff 요약</w:t>
       </w:r>
     </w:p>
     <w:p>

--- a/docs/master/doc/05_UI_UX_WORKFLOW_SPECIFICATION.docx
+++ b/docs/master/doc/05_UI_UX_WORKFLOW_SPECIFICATION.docx
@@ -751,6 +751,45 @@
         <w:pStyle w:val="Compact"/>
       </w:pPr>
       <w:r>
+        <w:t xml:space="preserve">ProgramRiskScore 추세 스파크라인(개선/악화 방향 표시)</w:t>
+      </w:r>
+    </w:p>
+    <w:p>
+      <w:pPr>
+        <w:numPr>
+          <w:ilvl w:val="0"/>
+          <w:numId w:val="1006"/>
+        </w:numPr>
+        <w:pStyle w:val="Compact"/>
+      </w:pPr>
+      <w:r>
+        <w:t xml:space="preserve">익명화된 동종 규모·언어 Program 대비 상대적 위치(예:</w:t>
+      </w:r>
+      <w:r>
+        <w:t xml:space="preserve"> </w:t>
+      </w:r>
+      <w:r>
+        <w:t xml:space="preserve">“</w:t>
+      </w:r>
+      <w:r>
+        <w:t xml:space="preserve">유사 규모 Program 상위 30%</w:t>
+      </w:r>
+      <w:r>
+        <w:t xml:space="preserve">”</w:t>
+      </w:r>
+      <w:r>
+        <w:t xml:space="preserve">) — 공유 Corpus Opt-in Organization의 데이터만 비교 모수로 사용</w:t>
+      </w:r>
+    </w:p>
+    <w:p>
+      <w:pPr>
+        <w:numPr>
+          <w:ilvl w:val="0"/>
+          <w:numId w:val="1006"/>
+        </w:numPr>
+        <w:pStyle w:val="Compact"/>
+      </w:pPr>
+      <w:r>
         <w:t xml:space="preserve">알림 채널 구독 설정(Email/Webhook/VS Code/관리자 알림함, 심각도별 즉시/일간요약)</w:t>
       </w:r>
     </w:p>
@@ -1833,6 +1872,18 @@
       </w:pPr>
       <w:r>
         <w:t xml:space="preserve">Merge Readiness</w:t>
+      </w:r>
+    </w:p>
+    <w:p>
+      <w:pPr>
+        <w:numPr>
+          <w:ilvl w:val="0"/>
+          <w:numId w:val="1017"/>
+        </w:numPr>
+        <w:pStyle w:val="Compact"/>
+      </w:pPr>
+      <w:r>
+        <w:t xml:space="preserve">Rollback 실행 시 검증 결과(대상 Baseline이 직전 정상 상태와 일치하는지) 표시, 불일치 시 Critical Incident 배지</w:t>
       </w:r>
     </w:p>
     <w:bookmarkEnd w:id="44"/>

--- a/docs/master/doc/05_UI_UX_WORKFLOW_SPECIFICATION.docx
+++ b/docs/master/doc/05_UI_UX_WORKFLOW_SPECIFICATION.docx
@@ -453,6 +453,33 @@
       </w:pPr>
       <w:r>
         <w:t xml:space="preserve">ProgramRiskScore와 등급(A~E), 등급 산정 근거 요약</w:t>
+      </w:r>
+    </w:p>
+    <w:p>
+      <w:pPr>
+        <w:numPr>
+          <w:ilvl w:val="0"/>
+          <w:numId w:val="1004"/>
+        </w:numPr>
+        <w:pStyle w:val="Compact"/>
+      </w:pPr>
+      <w:r>
+        <w:t xml:space="preserve">검토·검증 범위에서 제외된 Component 목록과 제외 사유(CoverageReport) —</w:t>
+      </w:r>
+      <w:r>
+        <w:t xml:space="preserve"> </w:t>
+      </w:r>
+      <w:r>
+        <w:t xml:space="preserve">“</w:t>
+      </w:r>
+      <w:r>
+        <w:t xml:space="preserve">전체 검토 완료</w:t>
+      </w:r>
+      <w:r>
+        <w:t xml:space="preserve">”</w:t>
+      </w:r>
+      <w:r>
+        <w:t xml:space="preserve">로 오인되지 않도록 항상 노출</w:t>
       </w:r>
     </w:p>
     <w:p>

--- a/docs/master/doc/05_UI_UX_WORKFLOW_SPECIFICATION.docx
+++ b/docs/master/doc/05_UI_UX_WORKFLOW_SPECIFICATION.docx
@@ -985,6 +985,18 @@
       </w:pPr>
       <w:r>
         <w:t xml:space="preserve">Patch 또는 Draft PR</w:t>
+      </w:r>
+    </w:p>
+    <w:p>
+      <w:pPr>
+        <w:numPr>
+          <w:ilvl w:val="0"/>
+          <w:numId w:val="1008"/>
+        </w:numPr>
+        <w:pStyle w:val="Compact"/>
+      </w:pPr>
+      <w:r>
+        <w:t xml:space="preserve">Acceptance Certificate 발급과 External Acceptor(발주기관) 초대 — 초대받은 제3자는 별도 계정 없이 서명 검증 링크로 발급 사실만 확인하거나, 초대 범위 내에서 Delivery를 읽기 전용으로 열람</w:t>
       </w:r>
     </w:p>
     <w:p>

--- a/docs/master/doc/05_UI_UX_WORKFLOW_SPECIFICATION.docx
+++ b/docs/master/doc/05_UI_UX_WORKFLOW_SPECIFICATION.docx
@@ -670,6 +670,18 @@
       </w:pPr>
       <w:r>
         <w:t xml:space="preserve">Accept Risk, False Positive, Improve 선택</w:t>
+      </w:r>
+    </w:p>
+    <w:p>
+      <w:pPr>
+        <w:numPr>
+          <w:ilvl w:val="0"/>
+          <w:numId w:val="1005"/>
+        </w:numPr>
+        <w:pStyle w:val="Compact"/>
+      </w:pPr>
+      <w:r>
+        <w:t xml:space="preserve">대량 Finding 발생 시 일괄 처리: 필터로 좁힌 결과에 대해 일괄 Accept Risk/False Positive 지정, 저장된 필터 뷰, CSV 내보내기 후 일괄 재반영. 단 Critical/High의 일괄 Accept Risk는 개별 확인 없이 처리하지 않으며 §7 위험행위 확인을 거친다</w:t>
       </w:r>
     </w:p>
     <w:bookmarkEnd w:id="28"/>

--- a/docs/master/doc/05_UI_UX_WORKFLOW_SPECIFICATION.docx
+++ b/docs/master/doc/05_UI_UX_WORKFLOW_SPECIFICATION.docx
@@ -10,7 +10,7 @@
         <w:t xml:space="preserve">05_UI_UX_WORKFLOW_SPECIFICATION</w:t>
       </w:r>
     </w:p>
-    <w:bookmarkStart w:id="49" w:name="onsure-uiux-및-업무흐름-상세설계"/>
+    <w:bookmarkStart w:id="52" w:name="onsure-uiux-및-업무흐름-상세설계"/>
     <w:p>
       <w:pPr>
         <w:pStyle w:val="Heading1"/>
@@ -1939,13 +1939,22 @@
     </w:p>
     <w:bookmarkEnd w:id="44"/>
     <w:bookmarkEnd w:id="45"/>
-    <w:bookmarkStart w:id="46" w:name="위험행위-confirm"/>
+    <w:bookmarkStart w:id="49" w:name="실행-권한-3단계"/>
     <w:p>
       <w:pPr>
         <w:pStyle w:val="Heading2"/>
       </w:pPr>
       <w:r>
-        <w:t xml:space="preserve">7. 위험행위 Confirm</w:t>
+        <w:t xml:space="preserve">7. 실행 권한 3단계</w:t>
+      </w:r>
+    </w:p>
+    <w:bookmarkStart w:id="46" w:name="자동-허용"/>
+    <w:p>
+      <w:pPr>
+        <w:pStyle w:val="Heading3"/>
+      </w:pPr>
+      <w:r>
+        <w:t xml:space="preserve">자동 허용</w:t>
       </w:r>
     </w:p>
     <w:p>
@@ -1953,65 +1962,47 @@
         <w:pStyle w:val="FirstParagraph"/>
       </w:pPr>
       <w:r>
-        <w:t xml:space="preserve">다음은 2단계 확인 또는 관리자 승인을 요구한다.</w:t>
+        <w:t xml:space="preserve">승인 없이 즉시 실행한다.</w:t>
       </w:r>
       <w:r>
         <w:t xml:space="preserve"> </w:t>
       </w:r>
       <w:r>
-        <w:t xml:space="preserve">- 외부 Network 허용</w:t>
+        <w:t xml:space="preserve">- 읽기 전용 분석</w:t>
       </w:r>
       <w:r>
         <w:t xml:space="preserve"> </w:t>
       </w:r>
       <w:r>
-        <w:t xml:space="preserve">- 고비용 검증</w:t>
+        <w:t xml:space="preserve">- Program Profile 후보 생성</w:t>
       </w:r>
       <w:r>
         <w:t xml:space="preserve"> </w:t>
       </w:r>
       <w:r>
-        <w:t xml:space="preserve">- Program/Scope 확대</w:t>
+        <w:t xml:space="preserve">- 검증 계획(ExecutionPlan) 생성</w:t>
       </w:r>
       <w:r>
         <w:t xml:space="preserve"> </w:t>
       </w:r>
       <w:r>
-        <w:t xml:space="preserve">- Patch 적용</w:t>
+        <w:t xml:space="preserve">- 저비용 안전 테스트 실행</w:t>
       </w:r>
       <w:r>
         <w:t xml:space="preserve"> </w:t>
       </w:r>
       <w:r>
-        <w:t xml:space="preserve">- Push와 PR</w:t>
-      </w:r>
-      <w:r>
-        <w:t xml:space="preserve"> </w:t>
-      </w:r>
-      <w:r>
-        <w:t xml:space="preserve">- Risk Accept</w:t>
-      </w:r>
-      <w:r>
-        <w:t xml:space="preserve"> </w:t>
-      </w:r>
-      <w:r>
-        <w:t xml:space="preserve">- Evidence 삭제</w:t>
-      </w:r>
-      <w:r>
-        <w:t xml:space="preserve"> </w:t>
-      </w:r>
-      <w:r>
-        <w:t xml:space="preserve">- Offline Grace 연장</w:t>
+        <w:t xml:space="preserve">- Patch Dry-run 미리보기(Blast Radius)</w:t>
       </w:r>
     </w:p>
     <w:bookmarkEnd w:id="46"/>
-    <w:bookmarkStart w:id="47" w:name="접근성국제화"/>
-    <w:p>
-      <w:pPr>
-        <w:pStyle w:val="Heading2"/>
-      </w:pPr>
-      <w:r>
-        <w:t xml:space="preserve">8. 접근성·국제화</w:t>
+    <w:bookmarkStart w:id="47" w:name="사용자-또는-정책-승인-필요-2단계-확인"/>
+    <w:p>
+      <w:pPr>
+        <w:pStyle w:val="Heading3"/>
+      </w:pPr>
+      <w:r>
+        <w:t xml:space="preserve">사용자 또는 정책 승인 필요 (2단계 확인)</w:t>
       </w:r>
     </w:p>
     <w:p>
@@ -2023,7 +2014,7 @@
         <w:pStyle w:val="Compact"/>
       </w:pPr>
       <w:r>
-        <w:t xml:space="preserve">키보드 탐색</w:t>
+        <w:t xml:space="preserve">외부 Network 허용</w:t>
       </w:r>
     </w:p>
     <w:p>
@@ -2035,7 +2026,7 @@
         <w:pStyle w:val="Compact"/>
       </w:pPr>
       <w:r>
-        <w:t xml:space="preserve">색상 외 Severity 표시</w:t>
+        <w:t xml:space="preserve">고비용 검증</w:t>
       </w:r>
     </w:p>
     <w:p>
@@ -2047,7 +2038,7 @@
         <w:pStyle w:val="Compact"/>
       </w:pPr>
       <w:r>
-        <w:t xml:space="preserve">Screen Reader Label</w:t>
+        <w:t xml:space="preserve">Program/Scope 확대</w:t>
       </w:r>
     </w:p>
     <w:p>
@@ -2059,7 +2050,7 @@
         <w:pStyle w:val="Compact"/>
       </w:pPr>
       <w:r>
-        <w:t xml:space="preserve">시간대·통화·언어 분리</w:t>
+        <w:t xml:space="preserve">Patch 적용</w:t>
       </w:r>
     </w:p>
     <w:p>
@@ -2071,17 +2062,41 @@
         <w:pStyle w:val="Compact"/>
       </w:pPr>
       <w:r>
-        <w:t xml:space="preserve">긴 Log의 Progressive Loading</w:t>
+        <w:t xml:space="preserve">Push와 Draft PR</w:t>
+      </w:r>
+    </w:p>
+    <w:p>
+      <w:pPr>
+        <w:numPr>
+          <w:ilvl w:val="0"/>
+          <w:numId w:val="1018"/>
+        </w:numPr>
+        <w:pStyle w:val="Compact"/>
+      </w:pPr>
+      <w:r>
+        <w:t xml:space="preserve">Risk Accept</w:t>
+      </w:r>
+    </w:p>
+    <w:p>
+      <w:pPr>
+        <w:numPr>
+          <w:ilvl w:val="0"/>
+          <w:numId w:val="1018"/>
+        </w:numPr>
+        <w:pStyle w:val="Compact"/>
+      </w:pPr>
+      <w:r>
+        <w:t xml:space="preserve">Offline Grace 연장</w:t>
       </w:r>
     </w:p>
     <w:bookmarkEnd w:id="47"/>
-    <w:bookmarkStart w:id="48" w:name="화면-수용기준"/>
-    <w:p>
-      <w:pPr>
-        <w:pStyle w:val="Heading2"/>
-      </w:pPr>
-      <w:r>
-        <w:t xml:space="preserve">9. 화면 수용기준</w:t>
+    <w:bookmarkStart w:id="48" w:name="고위험-별도-승인-관리자-또는-compliance-officer"/>
+    <w:p>
+      <w:pPr>
+        <w:pStyle w:val="Heading3"/>
+      </w:pPr>
+      <w:r>
+        <w:t xml:space="preserve">고위험 별도 승인 (관리자 또는 Compliance Officer)</w:t>
       </w:r>
     </w:p>
     <w:p>
@@ -2093,7 +2108,7 @@
         <w:pStyle w:val="Compact"/>
       </w:pPr>
       <w:r>
-        <w:t xml:space="preserve">고객은 3분 안에 Case 상태와 다음 행동을 파악할 수 있어야 한다.</w:t>
+        <w:t xml:space="preserve">Merge</w:t>
       </w:r>
     </w:p>
     <w:p>
@@ -2105,7 +2120,7 @@
         <w:pStyle w:val="Compact"/>
       </w:pPr>
       <w:r>
-        <w:t xml:space="preserve">Finding은 10초 내 문제와 영향, 30초 내 근거와 조치를 이해할 수 있어야 한다.</w:t>
+        <w:t xml:space="preserve">Baseline·정책 변경</w:t>
       </w:r>
     </w:p>
     <w:p>
@@ -2117,7 +2132,7 @@
         <w:pStyle w:val="Compact"/>
       </w:pPr>
       <w:r>
-        <w:t xml:space="preserve">비용 차감 전 예상량을 확인할 수 있어야 한다.</w:t>
+        <w:t xml:space="preserve">인증·권한·암호화 변경</w:t>
       </w:r>
     </w:p>
     <w:p>
@@ -2129,7 +2144,7 @@
         <w:pStyle w:val="Compact"/>
       </w:pPr>
       <w:r>
-        <w:t xml:space="preserve">BLOCKED와 NOT_RUN을 PASS처럼 보이게 표현하지 않는다.</w:t>
+        <w:t xml:space="preserve">Evidence 삭제, 데이터 삭제·Migration</w:t>
       </w:r>
     </w:p>
     <w:p>
@@ -2141,11 +2156,172 @@
         <w:pStyle w:val="Compact"/>
       </w:pPr>
       <w:r>
-        <w:t xml:space="preserve">VS Code에서 Baseline과 License 상태를 항상 확인할 수 있어야 한다.</w:t>
+        <w:t xml:space="preserve">Secret 접근</w:t>
+      </w:r>
+    </w:p>
+    <w:p>
+      <w:pPr>
+        <w:numPr>
+          <w:ilvl w:val="0"/>
+          <w:numId w:val="1019"/>
+        </w:numPr>
+        <w:pStyle w:val="Compact"/>
+      </w:pPr>
+      <w:r>
+        <w:t xml:space="preserve">외부 배포와 운영환경 변경</w:t>
+      </w:r>
+    </w:p>
+    <w:p>
+      <w:pPr>
+        <w:pStyle w:val="FirstParagraph"/>
+      </w:pPr>
+      <w:r>
+        <w:t xml:space="preserve">동일 위험행위라도 상위 등급 승인이 하위 등급 확인을 대체하지 않는다 — 예를 들어 Merge 승인이 그 전 단계의 Push 승인을 소급 생략시키지 않는다.</w:t>
       </w:r>
     </w:p>
     <w:bookmarkEnd w:id="48"/>
     <w:bookmarkEnd w:id="49"/>
+    <w:bookmarkStart w:id="50" w:name="접근성국제화"/>
+    <w:p>
+      <w:pPr>
+        <w:pStyle w:val="Heading2"/>
+      </w:pPr>
+      <w:r>
+        <w:t xml:space="preserve">8. 접근성·국제화</w:t>
+      </w:r>
+    </w:p>
+    <w:p>
+      <w:pPr>
+        <w:numPr>
+          <w:ilvl w:val="0"/>
+          <w:numId w:val="1020"/>
+        </w:numPr>
+        <w:pStyle w:val="Compact"/>
+      </w:pPr>
+      <w:r>
+        <w:t xml:space="preserve">키보드 탐색</w:t>
+      </w:r>
+    </w:p>
+    <w:p>
+      <w:pPr>
+        <w:numPr>
+          <w:ilvl w:val="0"/>
+          <w:numId w:val="1020"/>
+        </w:numPr>
+        <w:pStyle w:val="Compact"/>
+      </w:pPr>
+      <w:r>
+        <w:t xml:space="preserve">색상 외 Severity 표시</w:t>
+      </w:r>
+    </w:p>
+    <w:p>
+      <w:pPr>
+        <w:numPr>
+          <w:ilvl w:val="0"/>
+          <w:numId w:val="1020"/>
+        </w:numPr>
+        <w:pStyle w:val="Compact"/>
+      </w:pPr>
+      <w:r>
+        <w:t xml:space="preserve">Screen Reader Label</w:t>
+      </w:r>
+    </w:p>
+    <w:p>
+      <w:pPr>
+        <w:numPr>
+          <w:ilvl w:val="0"/>
+          <w:numId w:val="1020"/>
+        </w:numPr>
+        <w:pStyle w:val="Compact"/>
+      </w:pPr>
+      <w:r>
+        <w:t xml:space="preserve">시간대·통화·언어 분리</w:t>
+      </w:r>
+    </w:p>
+    <w:p>
+      <w:pPr>
+        <w:numPr>
+          <w:ilvl w:val="0"/>
+          <w:numId w:val="1020"/>
+        </w:numPr>
+        <w:pStyle w:val="Compact"/>
+      </w:pPr>
+      <w:r>
+        <w:t xml:space="preserve">긴 Log의 Progressive Loading</w:t>
+      </w:r>
+    </w:p>
+    <w:bookmarkEnd w:id="50"/>
+    <w:bookmarkStart w:id="51" w:name="화면-수용기준"/>
+    <w:p>
+      <w:pPr>
+        <w:pStyle w:val="Heading2"/>
+      </w:pPr>
+      <w:r>
+        <w:t xml:space="preserve">9. 화면 수용기준</w:t>
+      </w:r>
+    </w:p>
+    <w:p>
+      <w:pPr>
+        <w:numPr>
+          <w:ilvl w:val="0"/>
+          <w:numId w:val="1021"/>
+        </w:numPr>
+        <w:pStyle w:val="Compact"/>
+      </w:pPr>
+      <w:r>
+        <w:t xml:space="preserve">고객은 3분 안에 Case 상태와 다음 행동을 파악할 수 있어야 한다.</w:t>
+      </w:r>
+    </w:p>
+    <w:p>
+      <w:pPr>
+        <w:numPr>
+          <w:ilvl w:val="0"/>
+          <w:numId w:val="1021"/>
+        </w:numPr>
+        <w:pStyle w:val="Compact"/>
+      </w:pPr>
+      <w:r>
+        <w:t xml:space="preserve">Finding은 10초 내 문제와 영향, 30초 내 근거와 조치를 이해할 수 있어야 한다.</w:t>
+      </w:r>
+    </w:p>
+    <w:p>
+      <w:pPr>
+        <w:numPr>
+          <w:ilvl w:val="0"/>
+          <w:numId w:val="1021"/>
+        </w:numPr>
+        <w:pStyle w:val="Compact"/>
+      </w:pPr>
+      <w:r>
+        <w:t xml:space="preserve">비용 차감 전 예상량을 확인할 수 있어야 한다.</w:t>
+      </w:r>
+    </w:p>
+    <w:p>
+      <w:pPr>
+        <w:numPr>
+          <w:ilvl w:val="0"/>
+          <w:numId w:val="1021"/>
+        </w:numPr>
+        <w:pStyle w:val="Compact"/>
+      </w:pPr>
+      <w:r>
+        <w:t xml:space="preserve">BLOCKED와 NOT_RUN을 PASS처럼 보이게 표현하지 않는다.</w:t>
+      </w:r>
+    </w:p>
+    <w:p>
+      <w:pPr>
+        <w:numPr>
+          <w:ilvl w:val="0"/>
+          <w:numId w:val="1021"/>
+        </w:numPr>
+        <w:pStyle w:val="Compact"/>
+      </w:pPr>
+      <w:r>
+        <w:t xml:space="preserve">VS Code에서 Baseline과 License 상태를 항상 확인할 수 있어야 한다.</w:t>
+      </w:r>
+    </w:p>
+    <w:bookmarkEnd w:id="51"/>
+    <w:bookmarkEnd w:id="52"/>
     <w:sectPr/>
   </w:body>
 </w:document>
@@ -2386,6 +2562,12 @@
     <w:abstractNumId w:val="991"/>
   </w:num>
   <w:num w:numId="1019">
+    <w:abstractNumId w:val="991"/>
+  </w:num>
+  <w:num w:numId="1020">
+    <w:abstractNumId w:val="991"/>
+  </w:num>
+  <w:num w:numId="1021">
     <w:abstractNumId w:val="991"/>
   </w:num>
 </w:numbering>

--- a/docs/master/doc/05_UI_UX_WORKFLOW_SPECIFICATION.docx
+++ b/docs/master/doc/05_UI_UX_WORKFLOW_SPECIFICATION.docx
@@ -30,6 +30,53 @@
     </w:p>
     <w:p>
       <w:pPr>
+        <w:pStyle w:val="FirstParagraph"/>
+      </w:pPr>
+      <w:r>
+        <w:t xml:space="preserve">실제</w:t>
+      </w:r>
+      <w:r>
+        <w:t xml:space="preserve"> </w:t>
+      </w:r>
+      <w:r>
+        <w:rPr>
+          <w:rStyle w:val="VerbatimChar"/>
+        </w:rPr>
+        <w:t xml:space="preserve">contracts/workflow-operation-registry.v1.json</w:t>
+      </w:r>
+      <w:r>
+        <w:t xml:space="preserve">의</w:t>
+      </w:r>
+      <w:r>
+        <w:t xml:space="preserve"> </w:t>
+      </w:r>
+      <w:r>
+        <w:rPr>
+          <w:rStyle w:val="VerbatimChar"/>
+        </w:rPr>
+        <w:t xml:space="preserve">generic_surfaces</w:t>
+      </w:r>
+      <w:r>
+        <w:t xml:space="preserve">는 CLI, LOCAL_AUTHENTICATED_API, VSCODE 3개뿐이며</w:t>
+      </w:r>
+      <w:r>
+        <w:t xml:space="preserve"> </w:t>
+      </w:r>
+      <w:r>
+        <w:t xml:space="preserve">“</w:t>
+      </w:r>
+      <w:r>
+        <w:t xml:space="preserve">WEB</w:t>
+      </w:r>
+      <w:r>
+        <w:t xml:space="preserve">”</w:t>
+      </w:r>
+      <w:r>
+        <w:t xml:space="preserve">을 별도 Operation Dispatch 표면으로 등록하지 않는다. 이 설계서의 Web은 그 자체로 새로운 Operation 표면이 아니라 LOCAL_AUTHENTICATED_API를 호출하는 하나의 클라이언트로 구현되어야 한다는 뜻이다(다른 클라이언트와 동일한 Operation·권한 경계를 공유).</w:t>
+      </w:r>
+    </w:p>
+    <w:p>
+      <w:pPr>
         <w:numPr>
           <w:ilvl w:val="0"/>
           <w:numId w:val="1001"/>
@@ -358,7 +405,31 @@
         <w:pStyle w:val="Compact"/>
       </w:pPr>
       <w:r>
-        <w:t xml:space="preserve">입력 방식: Git, Archive, Container Manifest</w:t>
+        <w:t xml:space="preserve">입력 방식: Git, Archive, Container Manifest — 실제</w:t>
+      </w:r>
+      <w:r>
+        <w:t xml:space="preserve"> </w:t>
+      </w:r>
+      <w:r>
+        <w:rPr>
+          <w:rStyle w:val="VerbatimChar"/>
+        </w:rPr>
+        <w:t xml:space="preserve">contracts/target-adapter.v1.json</w:t>
+      </w:r>
+      <w:r>
+        <w:t xml:space="preserve">의</w:t>
+      </w:r>
+      <w:r>
+        <w:t xml:space="preserve"> </w:t>
+      </w:r>
+      <w:r>
+        <w:rPr>
+          <w:rStyle w:val="VerbatimChar"/>
+        </w:rPr>
+        <w:t xml:space="preserve">supported_source_kinds</w:t>
+      </w:r>
+      <w:r>
+        <w:t xml:space="preserve">는 GIT_REPOSITORY, SOURCE_ARCHIVE, PACKAGE, BINARY, CONTAINER_IMAGE, DEPLOYED_SERVICE, DOCUMENT_AND_POLICY_SET까지 포함하므로 Package·Binary·배포된 서비스·문서/정책 세트 입력도 화면에 반영해야 한다</w:t>
       </w:r>
     </w:p>
     <w:p>

--- a/docs/master/doc/05_UI_UX_WORKFLOW_SPECIFICATION.docx
+++ b/docs/master/doc/05_UI_UX_WORKFLOW_SPECIFICATION.docx
@@ -1459,7 +1459,64 @@
         <w:pStyle w:val="Compact"/>
       </w:pPr>
       <w:r>
-        <w:t xml:space="preserve">Autopilot: Stop Condition에 도달하거나 위험행위 목록에 해당하는 단계 전까지 연속 실행한다. Autopilot 상태에서도 Main 직접 변경과 Push는 FR-COM-008과 §7에 따라 사용자 승인 없이 수행할 수 없다</w:t>
+        <w:t xml:space="preserve">Autopilot: Stop Condition에 도달하거나 위험행위 목록에 해당하는 단계 전까지 연속 실행한다. Autopilot 상태에서도 Main 직접 변경과 Push는 FR-COM-008과 §7에 따라 사용자 승인 없이 수행할 수 없다. 실제</w:t>
+      </w:r>
+      <w:r>
+        <w:t xml:space="preserve"> </w:t>
+      </w:r>
+      <w:r>
+        <w:rPr>
+          <w:rStyle w:val="VerbatimChar"/>
+        </w:rPr>
+        <w:t xml:space="preserve">contracts/unattended-autopilot.v1.json</w:t>
+      </w:r>
+      <w:r>
+        <w:t xml:space="preserve">은 Autopilot을 더 엄격하게 제한한다 —</w:t>
+      </w:r>
+      <w:r>
+        <w:t xml:space="preserve"> </w:t>
+      </w:r>
+      <w:r>
+        <w:rPr>
+          <w:rStyle w:val="VerbatimChar"/>
+        </w:rPr>
+        <w:t xml:space="preserve">forbidden_actions</w:t>
+      </w:r>
+      <w:r>
+        <w:t xml:space="preserve">로 FINAL_PASS, FINAL_AUDIT_PASS, FINAL_LOCK, PRODUCTION_GO, COMMERCIAL_GO, REAL_DATA_LEARNING, PAID_EXTERNAL_SERVICE, SECRET_EXPORT, FORCE_PUSH, HARD_RESET, IMPLICIT_STASH를 명시적으로 금지하고,</w:t>
+      </w:r>
+      <w:r>
+        <w:t xml:space="preserve"> </w:t>
+      </w:r>
+      <w:r>
+        <w:rPr>
+          <w:rStyle w:val="VerbatimChar"/>
+        </w:rPr>
+        <w:t xml:space="preserve">merge_authorization.authorized</w:t>
+      </w:r>
+      <w:r>
+        <w:t xml:space="preserve">는 계약상 항상</w:t>
+      </w:r>
+      <w:r>
+        <w:t xml:space="preserve"> </w:t>
+      </w:r>
+      <w:r>
+        <w:rPr>
+          <w:rStyle w:val="VerbatimChar"/>
+        </w:rPr>
+        <w:t xml:space="preserve">false</w:t>
+      </w:r>
+      <w:r>
+        <w:t xml:space="preserve">이며, 단계별 최대 재시도(</w:t>
+      </w:r>
+      <w:r>
+        <w:rPr>
+          <w:rStyle w:val="VerbatimChar"/>
+        </w:rPr>
+        <w:t xml:space="preserve">maximum_stage_attempts</w:t>
+      </w:r>
+      <w:r>
+        <w:t xml:space="preserve">)는 1회로 제한한다(재시도 루프 자체를 허용하지 않음). 이 설계서의 Autopilot 정의는 이 계약의 상위 요약이며, 실제 구현은 계약의 금지 목록을 그대로 따라야 한다</w:t>
       </w:r>
     </w:p>
     <w:p>

--- a/docs/master/doc/05_UI_UX_WORKFLOW_SPECIFICATION.docx
+++ b/docs/master/doc/05_UI_UX_WORKFLOW_SPECIFICATION.docx
@@ -10,7 +10,7 @@
         <w:t xml:space="preserve">05_UI_UX_WORKFLOW_SPECIFICATION</w:t>
       </w:r>
     </w:p>
-    <w:bookmarkStart w:id="52" w:name="onsure-uiux-및-업무흐름-상세설계"/>
+    <w:bookmarkStart w:id="54" w:name="onsure-uiux-및-업무흐름-상세설계"/>
     <w:p>
       <w:pPr>
         <w:pStyle w:val="Heading1"/>
@@ -1304,7 +1304,7 @@
       </w:r>
     </w:p>
     <w:bookmarkEnd w:id="35"/>
-    <w:bookmarkStart w:id="45" w:name="vs-code-화면"/>
+    <w:bookmarkStart w:id="47" w:name="vs-code-화면"/>
     <w:p>
       <w:pPr>
         <w:pStyle w:val="Heading2"/>
@@ -1370,6 +1370,12 @@
       </w:r>
       <w:r>
         <w:t xml:space="preserve">- Improvement</w:t>
+      </w:r>
+      <w:r>
+        <w:t xml:space="preserve"> </w:t>
+      </w:r>
+      <w:r>
+        <w:t xml:space="preserve">- Training</w:t>
       </w:r>
       <w:r>
         <w:t xml:space="preserve"> </w:t>
@@ -1802,6 +1808,18 @@
         <w:pStyle w:val="Compact"/>
       </w:pPr>
       <w:r>
+        <w:t xml:space="preserve">Decide: RCA 결과를 근거로 Improve(코드 Patch)와 Train(OTraining으로 이동) 중 선택 — Train 선택 시 아래 Training 화면으로 전환</w:t>
+      </w:r>
+    </w:p>
+    <w:p>
+      <w:pPr>
+        <w:numPr>
+          <w:ilvl w:val="0"/>
+          <w:numId w:val="1015"/>
+        </w:numPr>
+        <w:pStyle w:val="Compact"/>
+      </w:pPr>
+      <w:r>
         <w:t xml:space="preserve">Patch Plan</w:t>
       </w:r>
     </w:p>
@@ -1866,12 +1884,105 @@
       </w:r>
     </w:p>
     <w:bookmarkEnd w:id="42"/>
-    <w:bookmarkStart w:id="43" w:name="knowledge"/>
+    <w:bookmarkStart w:id="44" w:name="training-otraining"/>
     <w:p>
       <w:pPr>
         <w:pStyle w:val="Heading3"/>
       </w:pPr>
       <w:r>
+        <w:t xml:space="preserve">Training (OTraining)</w:t>
+      </w:r>
+    </w:p>
+    <w:p>
+      <w:pPr>
+        <w:numPr>
+          <w:ilvl w:val="0"/>
+          <w:numId w:val="1016"/>
+        </w:numPr>
+        <w:pStyle w:val="Compact"/>
+      </w:pPr>
+      <w:r>
+        <w:t xml:space="preserve">Training Plan: 대상 구성요소(RAG Index/Prompt/Agent 정책/Model), 학습 데이터 출처, 평가 데이터셋, 예상 비용·GPU·소요시간</w:t>
+      </w:r>
+    </w:p>
+    <w:p>
+      <w:pPr>
+        <w:numPr>
+          <w:ilvl w:val="0"/>
+          <w:numId w:val="1016"/>
+        </w:numPr>
+        <w:pStyle w:val="Compact"/>
+      </w:pPr>
+      <w:r>
+        <w:t xml:space="preserve">학습 데이터 품질 검사 결과(편향·중복·유출·오염)</w:t>
+      </w:r>
+    </w:p>
+    <w:p>
+      <w:pPr>
+        <w:numPr>
+          <w:ilvl w:val="0"/>
+          <w:numId w:val="1016"/>
+        </w:numPr>
+        <w:pStyle w:val="Compact"/>
+      </w:pPr>
+      <w:r>
+        <w:t xml:space="preserve">Training Run 진행상태와 EvaluationReport(Before/After, 평가 데이터셋 기준)</w:t>
+      </w:r>
+    </w:p>
+    <w:p>
+      <w:pPr>
+        <w:numPr>
+          <w:ilvl w:val="0"/>
+          <w:numId w:val="1016"/>
+        </w:numPr>
+        <w:pStyle w:val="Compact"/>
+      </w:pPr>
+      <w:r>
+        <w:t xml:space="preserve">독립 재검증 결과(Training 모델과 다른 계열)</w:t>
+      </w:r>
+    </w:p>
+    <w:p>
+      <w:pPr>
+        <w:numPr>
+          <w:ilvl w:val="0"/>
+          <w:numId w:val="1016"/>
+        </w:numPr>
+        <w:pStyle w:val="Compact"/>
+      </w:pPr>
+      <w:r>
+        <w:t xml:space="preserve">Deployment 승인 — 고위험 별도 승인(</w:t>
+      </w:r>
+      <w:hyperlink r:id="rId43">
+        <w:r>
+          <w:rPr>
+            <w:rStyle w:val="Hyperlink"/>
+          </w:rPr>
+          <w:t xml:space="preserve">05 §7</w:t>
+        </w:r>
+      </w:hyperlink>
+      <w:r>
+        <w:t xml:space="preserve">)이며 자기 참조 승인 불가</w:t>
+      </w:r>
+    </w:p>
+    <w:p>
+      <w:pPr>
+        <w:numPr>
+          <w:ilvl w:val="0"/>
+          <w:numId w:val="1016"/>
+        </w:numPr>
+        <w:pStyle w:val="Compact"/>
+      </w:pPr>
+      <w:r>
+        <w:t xml:space="preserve">Production Observation 대시보드: 배포 후 실 운영 성능·오류율 추이, Re-learn Trigger 발생 이력</w:t>
+      </w:r>
+    </w:p>
+    <w:bookmarkEnd w:id="44"/>
+    <w:bookmarkStart w:id="45" w:name="knowledge"/>
+    <w:p>
+      <w:pPr>
+        <w:pStyle w:val="Heading3"/>
+      </w:pPr>
+      <w:r>
         <w:t xml:space="preserve">Knowledge</w:t>
       </w:r>
     </w:p>
@@ -1879,7 +1990,7 @@
       <w:pPr>
         <w:numPr>
           <w:ilvl w:val="0"/>
-          <w:numId w:val="1016"/>
+          <w:numId w:val="1017"/>
         </w:numPr>
         <w:pStyle w:val="Compact"/>
       </w:pPr>
@@ -1891,7 +2002,7 @@
       <w:pPr>
         <w:numPr>
           <w:ilvl w:val="0"/>
-          <w:numId w:val="1016"/>
+          <w:numId w:val="1017"/>
         </w:numPr>
         <w:pStyle w:val="Compact"/>
       </w:pPr>
@@ -1903,7 +2014,7 @@
       <w:pPr>
         <w:numPr>
           <w:ilvl w:val="0"/>
-          <w:numId w:val="1016"/>
+          <w:numId w:val="1017"/>
         </w:numPr>
         <w:pStyle w:val="Compact"/>
       </w:pPr>
@@ -1915,7 +2026,7 @@
       <w:pPr>
         <w:numPr>
           <w:ilvl w:val="0"/>
-          <w:numId w:val="1016"/>
+          <w:numId w:val="1017"/>
         </w:numPr>
         <w:pStyle w:val="Compact"/>
       </w:pPr>
@@ -1927,7 +2038,7 @@
       <w:pPr>
         <w:numPr>
           <w:ilvl w:val="0"/>
-          <w:numId w:val="1016"/>
+          <w:numId w:val="1017"/>
         </w:numPr>
         <w:pStyle w:val="Compact"/>
       </w:pPr>
@@ -1935,8 +2046,8 @@
         <w:t xml:space="preserve">자동 판정이 놓쳤다가 나중에 확인된 MissedFinding 이력과 이에 따른 탐지 능력 개선 이력(Detection Capability Change) 조회</w:t>
       </w:r>
     </w:p>
-    <w:bookmarkEnd w:id="43"/>
-    <w:bookmarkStart w:id="44" w:name="git-pr"/>
+    <w:bookmarkEnd w:id="45"/>
+    <w:bookmarkStart w:id="46" w:name="git-pr"/>
     <w:p>
       <w:pPr>
         <w:pStyle w:val="Heading3"/>
@@ -1949,7 +2060,7 @@
       <w:pPr>
         <w:numPr>
           <w:ilvl w:val="0"/>
-          <w:numId w:val="1017"/>
+          <w:numId w:val="1018"/>
         </w:numPr>
         <w:pStyle w:val="Compact"/>
       </w:pPr>
@@ -1961,7 +2072,7 @@
       <w:pPr>
         <w:numPr>
           <w:ilvl w:val="0"/>
-          <w:numId w:val="1017"/>
+          <w:numId w:val="1018"/>
         </w:numPr>
         <w:pStyle w:val="Compact"/>
       </w:pPr>
@@ -1973,7 +2084,7 @@
       <w:pPr>
         <w:numPr>
           <w:ilvl w:val="0"/>
-          <w:numId w:val="1017"/>
+          <w:numId w:val="1018"/>
         </w:numPr>
         <w:pStyle w:val="Compact"/>
       </w:pPr>
@@ -1985,7 +2096,7 @@
       <w:pPr>
         <w:numPr>
           <w:ilvl w:val="0"/>
-          <w:numId w:val="1017"/>
+          <w:numId w:val="1018"/>
         </w:numPr>
         <w:pStyle w:val="Compact"/>
       </w:pPr>
@@ -1997,7 +2108,7 @@
       <w:pPr>
         <w:numPr>
           <w:ilvl w:val="0"/>
-          <w:numId w:val="1017"/>
+          <w:numId w:val="1018"/>
         </w:numPr>
         <w:pStyle w:val="Compact"/>
       </w:pPr>
@@ -2009,7 +2120,7 @@
       <w:pPr>
         <w:numPr>
           <w:ilvl w:val="0"/>
-          <w:numId w:val="1017"/>
+          <w:numId w:val="1018"/>
         </w:numPr>
         <w:pStyle w:val="Compact"/>
       </w:pPr>
@@ -2021,7 +2132,7 @@
       <w:pPr>
         <w:numPr>
           <w:ilvl w:val="0"/>
-          <w:numId w:val="1017"/>
+          <w:numId w:val="1018"/>
         </w:numPr>
         <w:pStyle w:val="Compact"/>
       </w:pPr>
@@ -2033,7 +2144,7 @@
       <w:pPr>
         <w:numPr>
           <w:ilvl w:val="0"/>
-          <w:numId w:val="1017"/>
+          <w:numId w:val="1018"/>
         </w:numPr>
         <w:pStyle w:val="Compact"/>
       </w:pPr>
@@ -2045,7 +2156,7 @@
       <w:pPr>
         <w:numPr>
           <w:ilvl w:val="0"/>
-          <w:numId w:val="1017"/>
+          <w:numId w:val="1018"/>
         </w:numPr>
         <w:pStyle w:val="Compact"/>
       </w:pPr>
@@ -2057,7 +2168,7 @@
       <w:pPr>
         <w:numPr>
           <w:ilvl w:val="0"/>
-          <w:numId w:val="1017"/>
+          <w:numId w:val="1018"/>
         </w:numPr>
         <w:pStyle w:val="Compact"/>
       </w:pPr>
@@ -2065,9 +2176,9 @@
         <w:t xml:space="preserve">Rollback 실행 시 검증 결과(대상 Baseline이 직전 정상 상태와 일치하는지) 표시, 불일치 시 Critical Incident 배지</w:t>
       </w:r>
     </w:p>
-    <w:bookmarkEnd w:id="44"/>
-    <w:bookmarkEnd w:id="45"/>
-    <w:bookmarkStart w:id="49" w:name="실행-권한-3단계"/>
+    <w:bookmarkEnd w:id="46"/>
+    <w:bookmarkEnd w:id="47"/>
+    <w:bookmarkStart w:id="51" w:name="실행-권한-3단계"/>
     <w:p>
       <w:pPr>
         <w:pStyle w:val="Heading2"/>
@@ -2076,7 +2187,7 @@
         <w:t xml:space="preserve">7. 실행 권한 3단계</w:t>
       </w:r>
     </w:p>
-    <w:bookmarkStart w:id="46" w:name="자동-허용"/>
+    <w:bookmarkStart w:id="48" w:name="자동-허용"/>
     <w:p>
       <w:pPr>
         <w:pStyle w:val="Heading3"/>
@@ -2123,8 +2234,8 @@
         <w:t xml:space="preserve">- Patch Dry-run 미리보기(Blast Radius)</w:t>
       </w:r>
     </w:p>
-    <w:bookmarkEnd w:id="46"/>
-    <w:bookmarkStart w:id="47" w:name="사용자-또는-정책-승인-필요-2단계-확인"/>
+    <w:bookmarkEnd w:id="48"/>
+    <w:bookmarkStart w:id="49" w:name="사용자-또는-정책-승인-필요-2단계-확인"/>
     <w:p>
       <w:pPr>
         <w:pStyle w:val="Heading3"/>
@@ -2137,7 +2248,7 @@
       <w:pPr>
         <w:numPr>
           <w:ilvl w:val="0"/>
-          <w:numId w:val="1018"/>
+          <w:numId w:val="1019"/>
         </w:numPr>
         <w:pStyle w:val="Compact"/>
       </w:pPr>
@@ -2149,7 +2260,7 @@
       <w:pPr>
         <w:numPr>
           <w:ilvl w:val="0"/>
-          <w:numId w:val="1018"/>
+          <w:numId w:val="1019"/>
         </w:numPr>
         <w:pStyle w:val="Compact"/>
       </w:pPr>
@@ -2161,7 +2272,7 @@
       <w:pPr>
         <w:numPr>
           <w:ilvl w:val="0"/>
-          <w:numId w:val="1018"/>
+          <w:numId w:val="1019"/>
         </w:numPr>
         <w:pStyle w:val="Compact"/>
       </w:pPr>
@@ -2173,7 +2284,7 @@
       <w:pPr>
         <w:numPr>
           <w:ilvl w:val="0"/>
-          <w:numId w:val="1018"/>
+          <w:numId w:val="1019"/>
         </w:numPr>
         <w:pStyle w:val="Compact"/>
       </w:pPr>
@@ -2185,7 +2296,7 @@
       <w:pPr>
         <w:numPr>
           <w:ilvl w:val="0"/>
-          <w:numId w:val="1018"/>
+          <w:numId w:val="1019"/>
         </w:numPr>
         <w:pStyle w:val="Compact"/>
       </w:pPr>
@@ -2197,7 +2308,7 @@
       <w:pPr>
         <w:numPr>
           <w:ilvl w:val="0"/>
-          <w:numId w:val="1018"/>
+          <w:numId w:val="1019"/>
         </w:numPr>
         <w:pStyle w:val="Compact"/>
       </w:pPr>
@@ -2209,7 +2320,7 @@
       <w:pPr>
         <w:numPr>
           <w:ilvl w:val="0"/>
-          <w:numId w:val="1018"/>
+          <w:numId w:val="1019"/>
         </w:numPr>
         <w:pStyle w:val="Compact"/>
       </w:pPr>
@@ -2217,8 +2328,8 @@
         <w:t xml:space="preserve">Offline Grace 연장</w:t>
       </w:r>
     </w:p>
-    <w:bookmarkEnd w:id="47"/>
-    <w:bookmarkStart w:id="48" w:name="고위험-별도-승인-관리자-또는-compliance-officer"/>
+    <w:bookmarkEnd w:id="49"/>
+    <w:bookmarkStart w:id="50" w:name="고위험-별도-승인-관리자-또는-compliance-officer"/>
     <w:p>
       <w:pPr>
         <w:pStyle w:val="Heading3"/>
@@ -2231,7 +2342,7 @@
       <w:pPr>
         <w:numPr>
           <w:ilvl w:val="0"/>
-          <w:numId w:val="1019"/>
+          <w:numId w:val="1020"/>
         </w:numPr>
         <w:pStyle w:val="Compact"/>
       </w:pPr>
@@ -2243,7 +2354,7 @@
       <w:pPr>
         <w:numPr>
           <w:ilvl w:val="0"/>
-          <w:numId w:val="1019"/>
+          <w:numId w:val="1020"/>
         </w:numPr>
         <w:pStyle w:val="Compact"/>
       </w:pPr>
@@ -2255,7 +2366,7 @@
       <w:pPr>
         <w:numPr>
           <w:ilvl w:val="0"/>
-          <w:numId w:val="1019"/>
+          <w:numId w:val="1020"/>
         </w:numPr>
         <w:pStyle w:val="Compact"/>
       </w:pPr>
@@ -2267,7 +2378,7 @@
       <w:pPr>
         <w:numPr>
           <w:ilvl w:val="0"/>
-          <w:numId w:val="1019"/>
+          <w:numId w:val="1020"/>
         </w:numPr>
         <w:pStyle w:val="Compact"/>
       </w:pPr>
@@ -2279,7 +2390,7 @@
       <w:pPr>
         <w:numPr>
           <w:ilvl w:val="0"/>
-          <w:numId w:val="1019"/>
+          <w:numId w:val="1020"/>
         </w:numPr>
         <w:pStyle w:val="Compact"/>
       </w:pPr>
@@ -2291,7 +2402,7 @@
       <w:pPr>
         <w:numPr>
           <w:ilvl w:val="0"/>
-          <w:numId w:val="1019"/>
+          <w:numId w:val="1020"/>
         </w:numPr>
         <w:pStyle w:val="Compact"/>
       </w:pPr>
@@ -2301,15 +2412,27 @@
     </w:p>
     <w:p>
       <w:pPr>
+        <w:numPr>
+          <w:ilvl w:val="0"/>
+          <w:numId w:val="1020"/>
+        </w:numPr>
+        <w:pStyle w:val="Compact"/>
+      </w:pPr>
+      <w:r>
+        <w:t xml:space="preserve">ModelVersion/RAGIndexVersion/PromptVersion/AgentPolicyVersion Production 배포(OTraining)</w:t>
+      </w:r>
+    </w:p>
+    <w:p>
+      <w:pPr>
         <w:pStyle w:val="FirstParagraph"/>
       </w:pPr>
       <w:r>
         <w:t xml:space="preserve">동일 위험행위라도 상위 등급 승인이 하위 등급 확인을 대체하지 않는다 — 예를 들어 Merge 승인이 그 전 단계의 Push 승인을 소급 생략시키지 않는다.</w:t>
       </w:r>
     </w:p>
-    <w:bookmarkEnd w:id="48"/>
-    <w:bookmarkEnd w:id="49"/>
-    <w:bookmarkStart w:id="50" w:name="접근성국제화"/>
+    <w:bookmarkEnd w:id="50"/>
+    <w:bookmarkEnd w:id="51"/>
+    <w:bookmarkStart w:id="52" w:name="접근성국제화"/>
     <w:p>
       <w:pPr>
         <w:pStyle w:val="Heading2"/>
@@ -2322,7 +2445,7 @@
       <w:pPr>
         <w:numPr>
           <w:ilvl w:val="0"/>
-          <w:numId w:val="1020"/>
+          <w:numId w:val="1021"/>
         </w:numPr>
         <w:pStyle w:val="Compact"/>
       </w:pPr>
@@ -2334,7 +2457,7 @@
       <w:pPr>
         <w:numPr>
           <w:ilvl w:val="0"/>
-          <w:numId w:val="1020"/>
+          <w:numId w:val="1021"/>
         </w:numPr>
         <w:pStyle w:val="Compact"/>
       </w:pPr>
@@ -2346,7 +2469,7 @@
       <w:pPr>
         <w:numPr>
           <w:ilvl w:val="0"/>
-          <w:numId w:val="1020"/>
+          <w:numId w:val="1021"/>
         </w:numPr>
         <w:pStyle w:val="Compact"/>
       </w:pPr>
@@ -2358,7 +2481,7 @@
       <w:pPr>
         <w:numPr>
           <w:ilvl w:val="0"/>
-          <w:numId w:val="1020"/>
+          <w:numId w:val="1021"/>
         </w:numPr>
         <w:pStyle w:val="Compact"/>
       </w:pPr>
@@ -2370,7 +2493,7 @@
       <w:pPr>
         <w:numPr>
           <w:ilvl w:val="0"/>
-          <w:numId w:val="1020"/>
+          <w:numId w:val="1021"/>
         </w:numPr>
         <w:pStyle w:val="Compact"/>
       </w:pPr>
@@ -2378,8 +2501,8 @@
         <w:t xml:space="preserve">긴 Log의 Progressive Loading</w:t>
       </w:r>
     </w:p>
-    <w:bookmarkEnd w:id="50"/>
-    <w:bookmarkStart w:id="51" w:name="화면-수용기준"/>
+    <w:bookmarkEnd w:id="52"/>
+    <w:bookmarkStart w:id="53" w:name="화면-수용기준"/>
     <w:p>
       <w:pPr>
         <w:pStyle w:val="Heading2"/>
@@ -2392,7 +2515,7 @@
       <w:pPr>
         <w:numPr>
           <w:ilvl w:val="0"/>
-          <w:numId w:val="1021"/>
+          <w:numId w:val="1022"/>
         </w:numPr>
         <w:pStyle w:val="Compact"/>
       </w:pPr>
@@ -2404,7 +2527,7 @@
       <w:pPr>
         <w:numPr>
           <w:ilvl w:val="0"/>
-          <w:numId w:val="1021"/>
+          <w:numId w:val="1022"/>
         </w:numPr>
         <w:pStyle w:val="Compact"/>
       </w:pPr>
@@ -2416,7 +2539,7 @@
       <w:pPr>
         <w:numPr>
           <w:ilvl w:val="0"/>
-          <w:numId w:val="1021"/>
+          <w:numId w:val="1022"/>
         </w:numPr>
         <w:pStyle w:val="Compact"/>
       </w:pPr>
@@ -2428,7 +2551,7 @@
       <w:pPr>
         <w:numPr>
           <w:ilvl w:val="0"/>
-          <w:numId w:val="1021"/>
+          <w:numId w:val="1022"/>
         </w:numPr>
         <w:pStyle w:val="Compact"/>
       </w:pPr>
@@ -2440,7 +2563,7 @@
       <w:pPr>
         <w:numPr>
           <w:ilvl w:val="0"/>
-          <w:numId w:val="1021"/>
+          <w:numId w:val="1022"/>
         </w:numPr>
         <w:pStyle w:val="Compact"/>
       </w:pPr>
@@ -2448,8 +2571,8 @@
         <w:t xml:space="preserve">VS Code에서 Baseline과 License 상태를 항상 확인할 수 있어야 한다.</w:t>
       </w:r>
     </w:p>
-    <w:bookmarkEnd w:id="51"/>
-    <w:bookmarkEnd w:id="52"/>
+    <w:bookmarkEnd w:id="53"/>
+    <w:bookmarkEnd w:id="54"/>
     <w:sectPr/>
   </w:body>
 </w:document>
@@ -2696,6 +2819,9 @@
     <w:abstractNumId w:val="991"/>
   </w:num>
   <w:num w:numId="1021">
+    <w:abstractNumId w:val="991"/>
+  </w:num>
+  <w:num w:numId="1022">
     <w:abstractNumId w:val="991"/>
   </w:num>
 </w:numbering>
